--- a/docs/ViroForge_Paper_Revised.docx
+++ b/docs/ViroForge_Paper_Revised.docx
@@ -2075,7 +2075,25 @@
           <w:i w:val="0"/>
           <w:sz w:val="22"/>
         </w:rPr>
-        <w:t>benchmark. All random operations use seeded RNG instances for full reproducibility.</w:t>
+        <w:t xml:space="preserve">benchmark. All random operations use seeded RNG instances for full reproducibility. Each </w:t>
+      </w:r>
+      <w:r>
+        <w:rPr>
+          <w:rFonts w:ascii="Times New Roman" w:hAnsi="Times New Roman"/>
+          <w:b w:val="0"/>
+          <w:i w:val="0"/>
+          <w:sz w:val="22"/>
+        </w:rPr>
+        <w:t xml:space="preserve">generate run automatically produces a self-contained HTML diagnostic report including rank-abundance curves, genome size versus abundance scatter plots, expected coverage distributions, and pre/post VLP composition charts, enabling users to visually verify dataset properties before downstream analysis. Reports can also be regenerated for existing datasets via </w:t>
+      </w:r>
+      <w:r>
+        <w:rPr>
+          <w:rFonts w:ascii="Times New Roman" w:hAnsi="Times New Roman"/>
+          <w:b w:val="0"/>
+          <w:i w:val="0"/>
+          <w:sz w:val="22"/>
+        </w:rPr>
+        <w:t>viroforge report --format html.</w:t>
       </w:r>
     </w:p>
     <w:p>

--- a/docs/ViroForge_Paper_Revised.docx
+++ b/docs/ViroForge_Paper_Revised.docx
@@ -120,7 +120,16 @@
           <w:i w:val="0"/>
           <w:sz w:val="22"/>
         </w:rPr>
-        <w:t xml:space="preserve"> ViroForge is freely available at https://github.com/shandley/viroforge under the MIT license, with comprehensive documentation, tutorials, and example configurations. An interactive pipeline explorer is available at https://shandley.github.io/viroforge/pipeline_explorer. Implemented in Python (≥3.8), compatible with Linux, macOS, and Windows.</w:t>
+        <w:t xml:space="preserve"> ViroForge is freely available at https://github.com/shandley/viroforge under the MIT license, with comprehensive documentation, tutorials, and example configurations. A browser-based web interface (</w:t>
+      </w:r>
+      <w:r>
+        <w:rPr>
+          <w:rFonts w:ascii="Times New Roman" w:hAnsi="Times New Roman"/>
+          <w:b w:val="0"/>
+          <w:i w:val="0"/>
+          <w:sz w:val="22"/>
+        </w:rPr>
+        <w:t>viroforge web) provides interactive dataset generation and benchmarking. An interactive pipeline explorer is available at https://shandley.github.io/viroforge/pipeline_explorer. Implemented in Python (≥3.8), compatible with Linux, macOS, and Windows.</w:t>
       </w:r>
     </w:p>
     <w:p>
@@ -2075,7 +2084,19 @@
           <w:i w:val="0"/>
           <w:sz w:val="22"/>
         </w:rPr>
-        <w:t xml:space="preserve">benchmark. All random operations use seeded RNG instances for full reproducibility. Each </w:t>
+        <w:t>benchmark. All random operations use seeded RNG instances for full reproducibility.</w:t>
+      </w:r>
+    </w:p>
+    <w:p>
+      <w:pPr/>
+      <w:r>
+        <w:rPr>
+          <w:rFonts w:ascii="Times New Roman" w:hAnsi="Times New Roman"/>
+          <w:b w:val="0"/>
+          <w:i w:val="0"/>
+          <w:sz w:val="22"/>
+        </w:rPr>
+        <w:t xml:space="preserve">Each </w:t>
       </w:r>
       <w:r>
         <w:rPr>
@@ -2093,7 +2114,37 @@
           <w:i w:val="0"/>
           <w:sz w:val="22"/>
         </w:rPr>
-        <w:t>viroforge report --format html.</w:t>
+        <w:t xml:space="preserve">viroforge report --format html. Similarly, each </w:t>
+      </w:r>
+      <w:r>
+        <w:rPr>
+          <w:rFonts w:ascii="Times New Roman" w:hAnsi="Times New Roman"/>
+          <w:b w:val="0"/>
+          <w:i w:val="0"/>
+          <w:sz w:val="22"/>
+        </w:rPr>
+        <w:t>benchmark run produces a visual HTML report alongside the JSON and markdown outputs: QC reports include contamination removal bar charts by source type and a confusion matrix; assembly reports show genome recovery category distributions and observed-versus-expected completeness scatter plots; taxonomy reports display per-rank precision/recall/F1 grouped bar charts and known-versus-dark-matter classification breakdowns.</w:t>
+      </w:r>
+    </w:p>
+    <w:p>
+      <w:pPr/>
+      <w:r>
+        <w:rPr>
+          <w:rFonts w:ascii="Times New Roman" w:hAnsi="Times New Roman"/>
+          <w:b w:val="0"/>
+          <w:i w:val="0"/>
+          <w:sz w:val="22"/>
+        </w:rPr>
+        <w:t>In addition to the command-line interface, ViroForge provides a browser-based web interface (</w:t>
+      </w:r>
+      <w:r>
+        <w:rPr>
+          <w:rFonts w:ascii="Times New Roman" w:hAnsi="Times New Roman"/>
+          <w:b w:val="0"/>
+          <w:i w:val="0"/>
+          <w:sz w:val="22"/>
+        </w:rPr>
+        <w:t>viroforge web) built on Flask that exposes the full generation and benchmarking workflow through an interactive GUI. The web interface allows users to browse collections, configure and launch dataset generation with preset or custom parameters, run batch configurations, view diagnostic reports, compare datasets, and execute all three benchmarking modules (QC, assembly, taxonomy) with visual HTML results displayed directly in the browser. This lowers the barrier to entry for researchers unfamiliar with command-line tools while preserving access to the same parameters and ground-truth evaluation capabilities.</w:t>
       </w:r>
     </w:p>
     <w:p>

--- a/docs/ViroForge_Paper_Revised.docx
+++ b/docs/ViroForge_Paper_Revised.docx
@@ -704,7 +704,7 @@
           <w:i w:val="0"/>
           <w:sz w:val="22"/>
         </w:rPr>
-        <w:t xml:space="preserve"> is the GC bias strength parameter (default 3.0), producing a penalty rate of 45 at default settings. This yields a 90-fold dynamic range across the 30–70% GC spectrum. MDA efficiency is further modulated by stochastic log-normal variation (CV = 0.3) and scales with amplification time (default 4 hours, exponent = time/4). Chimera formation rate is 15% by default. Random-priming amplification (RdAB; also termed SISPA) applies both GC and length biases: GC efficiency </w:t>
+        <w:t xml:space="preserve"> is the GC bias strength parameter (default 3.0), producing a penalty rate of 45 at default settings. This yields a 90-fold dynamic range across the 30–70% GC spectrum. MDA efficiency is further modulated by stochastic log-normal variation (CV = 0.3) and scales with amplification time (default 4 hours, exponent = time/4). Chimera formation rate is 15% by default (Lasken and Stockwell, 2007). Random-priming amplification (RdAB; also termed SISPA) applies both GC and length biases: GC efficiency </w:t>
       </w:r>
       <w:r>
         <w:rPr>
